--- a/public/temas/ejercicio-1/ESQUEMA TEMA 13.docx
+++ b/public/temas/ejercicio-1/ESQUEMA TEMA 13.docx
@@ -572,7 +572,7 @@
           <w:b/>
           <w:sz w:val="22"/>
         </w:rPr>
-        <w:t>2.1.1. Factores de calidad comercial</w:t>
+        <w:t>Factores de calidad comercial</w:t>
       </w:r>
     </w:p>
     <w:p>
@@ -681,7 +681,7 @@
           <w:b/>
           <w:sz w:val="22"/>
         </w:rPr>
-        <w:t>2.1.2. Análisis sectorial</w:t>
+        <w:t>Análisis sectorial</w:t>
       </w:r>
     </w:p>
     <w:p>
@@ -951,7 +951,7 @@
           <w:rFonts w:ascii="Cambria" w:hAnsi="Cambria" w:cs="Cambria" w:eastAsia="Cambria"/>
           <w:sz w:val="22"/>
         </w:rPr>
-        <w:t>, requisitos de higiene en comercio minorista (derogó el RD 3484/2000)</w:t>
+        <w:t>, requisitos de higiene en comercio minorista (derogó el Real Decreto 3484/2000)</w:t>
       </w:r>
     </w:p>
     <w:p>
@@ -1989,7 +1989,7 @@
           <w:b/>
           <w:sz w:val="22"/>
         </w:rPr>
-        <w:t>RD 175/2004</w:t>
+        <w:t>Real Decreto 175/2004</w:t>
       </w:r>
       <w:r>
         <w:rPr>
@@ -2707,7 +2707,7 @@
           <w:b/>
           <w:sz w:val="22"/>
         </w:rPr>
-        <w:t>RD 858/1984</w:t>
+        <w:t>Real Decreto 858/1984</w:t>
       </w:r>
       <w:r>
         <w:rPr>
@@ -2853,7 +2853,7 @@
           <w:b/>
           <w:sz w:val="22"/>
         </w:rPr>
-        <w:t>RD 175/2004</w:t>
+        <w:t>Real Decreto 175/2004</w:t>
       </w:r>
       <w:r>
         <w:rPr>
